--- a/guoan-wechat-writer/tools/research-docx/reference-songti.docx
+++ b/guoan-wechat-writer/tools/research-docx/reference-songti.docx
@@ -1336,6 +1336,16 @@
       <w:b w:val="0"/>
       <w:bCs w:val="0"/>
       <w:color w:val="365F91" w:themeColor="accent1" w:themeShade="BF"/>
+    </w:rPr>
+  </w:style>
+  <w:style w:type="character" w:customStyle="1" w:styleId="LeadSentence">
+    <w:name w:val="LeadSentence"/>
+    <w:basedOn w:val="DefaultParagraphFont"/>
+    <w:rPr>
+      <w:rFonts w:ascii="Times New Roman" w:hAnsi="Times New Roman" w:eastAsia="楷体_GB2312" w:cs="Times New Roman"/>
+      <w:color w:val="000000"/>
+      <w:sz w:val="24"/>
+      <w:szCs w:val="24"/>
     </w:rPr>
   </w:style>
 </w:styles>

--- a/guoan-wechat-writer/tools/research-docx/reference-songti.docx
+++ b/guoan-wechat-writer/tools/research-docx/reference-songti.docx
@@ -1342,7 +1342,7 @@
     <w:name w:val="LeadSentence"/>
     <w:basedOn w:val="DefaultParagraphFont"/>
     <w:rPr>
-      <w:rFonts w:ascii="Times New Roman" w:hAnsi="Times New Roman" w:eastAsia="楷体_GB2312" w:cs="Times New Roman"/>
+      <w:rFonts w:ascii="Times New Roman" w:hAnsi="Times New Roman" w:eastAsia="楷体" w:cs="Times New Roman"/>
       <w:color w:val="000000"/>
       <w:sz w:val="24"/>
       <w:szCs w:val="24"/>
